--- a/DOCX/new_cv.docx
+++ b/DOCX/new_cv.docx
@@ -8,11 +8,16 @@
           <w:b/>
           <w:bCs/>
         </w:rPr>
-        <w:t>NOOR JABER BHUIYAN MASUD</w:t>
+        <w:t>JABER MASUD</w:t>
       </w:r>
       <w:r>
         <w:br/>
-        <w:t>Laravel Full-Stack Developer (SaaS &amp; Fintech)</w:t>
+      </w:r>
+      <w:r>
+        <w:t>Software Engineer</w:t>
+      </w:r>
+      <w:r>
+        <w:t xml:space="preserve"> (SaaS &amp; Fintech)</w:t>
       </w:r>
       <w:r>
         <w:br/>
@@ -48,7 +53,15 @@
         <w:t>🔗</w:t>
       </w:r>
       <w:r>
-        <w:t xml:space="preserve"> GitHub: github.com/njbm | LinkedIn: linkedin.com/in/masud9900</w:t>
+        <w:t xml:space="preserve"> GitHub: github.com/</w:t>
+      </w:r>
+      <w:proofErr w:type="spellStart"/>
+      <w:r>
+        <w:t>njbm</w:t>
+      </w:r>
+      <w:proofErr w:type="spellEnd"/>
+      <w:r>
+        <w:t xml:space="preserve"> | LinkedIn: linkedin.com/in/masud9900</w:t>
       </w:r>
     </w:p>
     <w:p>
@@ -145,6 +158,9 @@
         <w:t xml:space="preserve"> Blade, HTML5, CSS3, JavaScript</w:t>
       </w:r>
       <w:r>
+        <w:t>, Vue3</w:t>
+      </w:r>
+      <w:r>
         <w:br/>
       </w:r>
       <w:r>
@@ -155,7 +171,13 @@
         <w:t>Database:</w:t>
       </w:r>
       <w:r>
-        <w:t xml:space="preserve"> MySQL, MariaDB (indexing, optimization, migrations)</w:t>
+        <w:t xml:space="preserve"> MySQL, </w:t>
+      </w:r>
+      <w:r>
+        <w:t>PostgreSQL</w:t>
+      </w:r>
+      <w:r>
+        <w:t xml:space="preserve"> (indexing, optimization, migrations)</w:t>
       </w:r>
       <w:r>
         <w:br/>
@@ -168,7 +190,15 @@
         <w:t>Real-Time:</w:t>
       </w:r>
       <w:r>
-        <w:t xml:space="preserve"> Laravel Reverb, Echo, WebSockets, Event-Driven Architecture</w:t>
+        <w:t xml:space="preserve"> Laravel Reverb, Echo, </w:t>
+      </w:r>
+      <w:proofErr w:type="spellStart"/>
+      <w:r>
+        <w:t>WebSockets</w:t>
+      </w:r>
+      <w:proofErr w:type="spellEnd"/>
+      <w:r>
+        <w:t>, Event-Driven Architecture</w:t>
       </w:r>
       <w:r>
         <w:br/>
@@ -264,7 +294,7 @@
           <w:b/>
           <w:bCs/>
         </w:rPr>
-        <w:t>Software Engineer (Laravel)</w:t>
+        <w:t>Software Engineer</w:t>
       </w:r>
       <w:r>
         <w:t xml:space="preserve"> </w:t>
@@ -424,7 +454,7 @@
           <w:b/>
           <w:bCs/>
         </w:rPr>
-        <w:t>Web Development Trainer (Laravel &amp; PHP)</w:t>
+        <w:t>Web Development Trainer</w:t>
       </w:r>
       <w:r>
         <w:t xml:space="preserve"> | </w:t>
@@ -448,7 +478,13 @@
         </w:numPr>
       </w:pPr>
       <w:r>
-        <w:t>Trained students on Laravel, MVC architecture, REST APIs, and database design</w:t>
+        <w:t>Trained students on</w:t>
+      </w:r>
+      <w:r>
+        <w:t xml:space="preserve"> PHP,</w:t>
+      </w:r>
+      <w:r>
+        <w:t xml:space="preserve"> Laravel, MVC architecture, REST APIs, and database design</w:t>
       </w:r>
     </w:p>
     <w:p>
@@ -475,10 +511,16 @@
           <w:bCs/>
         </w:rPr>
         <w:lastRenderedPageBreak/>
-        <w:t>SELECTED PROJECTS</w:t>
-      </w:r>
-    </w:p>
-    <w:p>
+        <w:t>PROJECTS</w:t>
+      </w:r>
+    </w:p>
+    <w:p>
+      <w:pPr>
+        <w:rPr>
+          <w:b/>
+          <w:bCs/>
+        </w:rPr>
+      </w:pPr>
       <w:r>
         <w:rPr>
           <w:b/>
@@ -499,6 +541,11 @@
           <w:bCs/>
         </w:rPr>
         <w:t>Platform (SaaS)</w:t>
+      </w:r>
+    </w:p>
+    <w:p>
+      <w:r>
+        <w:t>System Architect &amp; Core Developer</w:t>
       </w:r>
     </w:p>
     <w:p>
@@ -548,16 +595,105 @@
         </w:numPr>
       </w:pPr>
       <w:r>
-        <w:t>Role-based agent management and conversation tracking</w:t>
-      </w:r>
-    </w:p>
-    <w:p>
-      <w:r>
-        <w:rPr>
-          <w:b/>
-          <w:bCs/>
-        </w:rPr>
-        <w:t>Pay Secure – Digital Wallet &amp; Virtual Card System</w:t>
+        <w:rPr>
+          <w:b/>
+          <w:bCs/>
+        </w:rPr>
+        <w:t>Courier integrations</w:t>
+      </w:r>
+      <w:r>
+        <w:t xml:space="preserve"> with fraud detection based on delivery success history</w:t>
+      </w:r>
+    </w:p>
+    <w:p>
+      <w:pPr>
+        <w:numPr>
+          <w:ilvl w:val="0"/>
+          <w:numId w:val="8"/>
+        </w:numPr>
+      </w:pPr>
+      <w:r>
+        <w:t>Advanced</w:t>
+      </w:r>
+      <w:r>
+        <w:rPr>
+          <w:b/>
+          <w:bCs/>
+        </w:rPr>
+        <w:t xml:space="preserve"> inventory system with batch tracking, expiry management</w:t>
+      </w:r>
+      <w:r>
+        <w:t xml:space="preserve"> with </w:t>
+      </w:r>
+      <w:r>
+        <w:rPr>
+          <w:b/>
+          <w:bCs/>
+        </w:rPr>
+        <w:t>order lifecycle system</w:t>
+      </w:r>
+      <w:r>
+        <w:t xml:space="preserve"> i</w:t>
+      </w:r>
+      <w:r>
+        <w:t>ncluding stock reservation, shipment management, and delivery tracking</w:t>
+      </w:r>
+    </w:p>
+    <w:p>
+      <w:pPr>
+        <w:numPr>
+          <w:ilvl w:val="0"/>
+          <w:numId w:val="8"/>
+        </w:numPr>
+      </w:pPr>
+      <w:r>
+        <w:t xml:space="preserve">Roadmap: </w:t>
+      </w:r>
+      <w:hyperlink r:id="rId5" w:history="1">
+        <w:r>
+          <w:rPr>
+            <w:rStyle w:val="Hyperlink"/>
+          </w:rPr>
+          <w:t>https://gist.github.com/njbm/df4a07f08924e095ae9e02207a9091b6</w:t>
+        </w:r>
+      </w:hyperlink>
+      <w:r>
+        <w:t xml:space="preserve"> </w:t>
+      </w:r>
+    </w:p>
+    <w:p>
+      <w:pPr>
+        <w:rPr>
+          <w:b/>
+          <w:bCs/>
+        </w:rPr>
+      </w:pPr>
+      <w:r>
+        <w:rPr>
+          <w:b/>
+          <w:bCs/>
+        </w:rPr>
+        <w:t>Pay Secure – Digital Wallet Ecosystem</w:t>
+      </w:r>
+    </w:p>
+    <w:p>
+      <w:pPr>
+        <w:rPr>
+          <w:b/>
+          <w:bCs/>
+        </w:rPr>
+      </w:pPr>
+      <w:r>
+        <w:t xml:space="preserve">A complete </w:t>
+      </w:r>
+      <w:r>
+        <w:rPr>
+          <w:rStyle w:val="Strong"/>
+        </w:rPr>
+        <w:t>fintech digital wallet platform</w:t>
+      </w:r>
+      <w:r>
+        <w:t xml:space="preserve"> including user, agent, and merchant ecosystems with full API support and mobile applications.</w:t>
       </w:r>
     </w:p>
     <w:p>
@@ -568,7 +704,20 @@
         </w:numPr>
       </w:pPr>
       <w:r>
-        <w:t xml:space="preserve">Multi-wallet architecture with </w:t>
+        <w:t>Multi-wallet architecture with</w:t>
+      </w:r>
+      <w:r>
+        <w:t xml:space="preserve"> </w:t>
+      </w:r>
+      <w:r>
+        <w:rPr>
+          <w:b/>
+          <w:bCs/>
+        </w:rPr>
+        <w:t>6</w:t>
+      </w:r>
+      <w:r>
+        <w:t xml:space="preserve"> </w:t>
       </w:r>
       <w:r>
         <w:rPr>
@@ -576,6 +725,27 @@
           <w:bCs/>
         </w:rPr>
         <w:t>virtual card issuance</w:t>
+      </w:r>
+      <w:r>
+        <w:rPr>
+          <w:b/>
+          <w:bCs/>
+        </w:rPr>
+        <w:t xml:space="preserve"> &amp; </w:t>
+      </w:r>
+      <w:r>
+        <w:rPr>
+          <w:b/>
+          <w:bCs/>
+        </w:rPr>
+        <w:t>10+</w:t>
+      </w:r>
+      <w:r>
+        <w:rPr>
+          <w:b/>
+          <w:bCs/>
+        </w:rPr>
+        <w:t xml:space="preserve"> payment gateways</w:t>
       </w:r>
     </w:p>
     <w:p>
@@ -586,21 +756,14 @@
         </w:numPr>
       </w:pPr>
       <w:r>
-        <w:t xml:space="preserve">Integrated </w:t>
-      </w:r>
-      <w:r>
-        <w:rPr>
-          <w:b/>
-          <w:bCs/>
-        </w:rPr>
-        <w:t>10+</w:t>
-      </w:r>
-      <w:r>
-        <w:rPr>
-          <w:b/>
-          <w:bCs/>
-        </w:rPr>
-        <w:t xml:space="preserve"> payment gateways</w:t>
+        <w:t xml:space="preserve">Developed </w:t>
+      </w:r>
+      <w:r>
+        <w:rPr>
+          <w:b/>
+          <w:bCs/>
+        </w:rPr>
+        <w:t>agent and merchant panel extensions</w:t>
       </w:r>
     </w:p>
     <w:p>
@@ -611,16 +774,88 @@
         </w:numPr>
       </w:pPr>
       <w:r>
+        <w:t xml:space="preserve">Developed </w:t>
+      </w:r>
+      <w:r>
+        <w:rPr>
+          <w:b/>
+          <w:bCs/>
+        </w:rPr>
+        <w:t>RESTful APIs for Android and iOS applications</w:t>
+      </w:r>
+      <w:r>
+        <w:t xml:space="preserve"> (User, Agent, Merchant apps)</w:t>
+      </w:r>
+      <w:r>
+        <w:t xml:space="preserve"> </w:t>
+      </w:r>
+    </w:p>
+    <w:p>
+      <w:pPr>
+        <w:numPr>
+          <w:ilvl w:val="0"/>
+          <w:numId w:val="9"/>
+        </w:numPr>
+      </w:pPr>
+      <w:r>
         <w:t>Secure transactions, background jobs, and audit logging</w:t>
       </w:r>
     </w:p>
     <w:p>
-      <w:r>
-        <w:rPr>
-          <w:b/>
-          <w:bCs/>
-        </w:rPr>
-        <w:t>Marketlyst – Multi-Vendor E-commerce Platform</w:t>
+      <w:pPr>
+        <w:numPr>
+          <w:ilvl w:val="0"/>
+          <w:numId w:val="9"/>
+        </w:numPr>
+      </w:pPr>
+      <w:r>
+        <w:t xml:space="preserve">Full collection link: </w:t>
+      </w:r>
+      <w:hyperlink r:id="rId6" w:history="1">
+        <w:r>
+          <w:rPr>
+            <w:rStyle w:val="Hyperlink"/>
+          </w:rPr>
+          <w:t>Pay Secure – Digital Wallet &amp; Payment G</w:t>
+        </w:r>
+        <w:r>
+          <w:rPr>
+            <w:rStyle w:val="Hyperlink"/>
+          </w:rPr>
+          <w:t>a</w:t>
+        </w:r>
+        <w:r>
+          <w:rPr>
+            <w:rStyle w:val="Hyperlink"/>
+          </w:rPr>
+          <w:t xml:space="preserve">teway on </w:t>
+        </w:r>
+        <w:proofErr w:type="spellStart"/>
+        <w:r>
+          <w:rPr>
+            <w:rStyle w:val="Hyperlink"/>
+          </w:rPr>
+          <w:t>CodeCanyon</w:t>
+        </w:r>
+        <w:proofErr w:type="spellEnd"/>
+      </w:hyperlink>
+    </w:p>
+    <w:p>
+      <w:proofErr w:type="spellStart"/>
+      <w:r>
+        <w:rPr>
+          <w:b/>
+          <w:bCs/>
+        </w:rPr>
+        <w:t>Waiz</w:t>
+      </w:r>
+      <w:proofErr w:type="spellEnd"/>
+      <w:r>
+        <w:rPr>
+          <w:b/>
+          <w:bCs/>
+        </w:rPr>
+        <w:t xml:space="preserve"> – Digital Wallet &amp; Remittance Platform</w:t>
       </w:r>
     </w:p>
     <w:p>
@@ -631,7 +866,16 @@
         </w:numPr>
       </w:pPr>
       <w:r>
-        <w:t>CodeCanyon-grade product with admin, vendor, and customer panels</w:t>
+        <w:t xml:space="preserve">Developed a </w:t>
+      </w:r>
+      <w:r>
+        <w:rPr>
+          <w:rStyle w:val="Strong"/>
+        </w:rPr>
+        <w:t>global remittance and wallet system</w:t>
+      </w:r>
+      <w:r>
+        <w:t xml:space="preserve"> for cross-border transactions</w:t>
       </w:r>
     </w:p>
     <w:p>
@@ -642,16 +886,79 @@
         </w:numPr>
       </w:pPr>
       <w:r>
+        <w:t xml:space="preserve">Built scalable </w:t>
+      </w:r>
+      <w:r>
+        <w:rPr>
+          <w:rStyle w:val="Strong"/>
+        </w:rPr>
+        <w:t>RESTful backend APIs</w:t>
+      </w:r>
+      <w:r>
+        <w:t xml:space="preserve"> for financial operations</w:t>
+      </w:r>
+    </w:p>
+    <w:p>
+      <w:proofErr w:type="spellStart"/>
+      <w:r>
+        <w:rPr>
+          <w:b/>
+          <w:bCs/>
+        </w:rPr>
+        <w:t>Marketlyst</w:t>
+      </w:r>
+      <w:proofErr w:type="spellEnd"/>
+      <w:r>
+        <w:rPr>
+          <w:b/>
+          <w:bCs/>
+        </w:rPr>
+        <w:t xml:space="preserve"> – Multi-Vendor E-commerce Platform</w:t>
+      </w:r>
+    </w:p>
+    <w:p>
+      <w:pPr>
+        <w:numPr>
+          <w:ilvl w:val="0"/>
+          <w:numId w:val="10"/>
+        </w:numPr>
+      </w:pPr>
+      <w:proofErr w:type="spellStart"/>
+      <w:r>
+        <w:t>CodeCanyon</w:t>
+      </w:r>
+      <w:proofErr w:type="spellEnd"/>
+      <w:r>
+        <w:t>-grade product with admin, vendor, and customer panels</w:t>
+      </w:r>
+    </w:p>
+    <w:p>
+      <w:pPr>
+        <w:numPr>
+          <w:ilvl w:val="0"/>
+          <w:numId w:val="10"/>
+        </w:numPr>
+      </w:pPr>
+      <w:r>
         <w:t>Order management, payments, reporting, and scalable architecture</w:t>
       </w:r>
     </w:p>
     <w:p>
-      <w:r>
-        <w:rPr>
-          <w:b/>
-          <w:bCs/>
-        </w:rPr>
-        <w:t>ZyloChat – Live Chat &amp; Visitor Tracking (SaaS)</w:t>
+      <w:proofErr w:type="spellStart"/>
+      <w:r>
+        <w:rPr>
+          <w:b/>
+          <w:bCs/>
+        </w:rPr>
+        <w:t>ZyloChat</w:t>
+      </w:r>
+      <w:proofErr w:type="spellEnd"/>
+      <w:r>
+        <w:rPr>
+          <w:b/>
+          <w:bCs/>
+        </w:rPr>
+        <w:t xml:space="preserve"> – Live Chat &amp; Visitor Tracking (SaaS)</w:t>
       </w:r>
     </w:p>
     <w:p>
@@ -679,7 +986,7 @@
     <w:p>
       <w:r>
         <w:pict w14:anchorId="3B13C6C5">
-          <v:rect id="_x0000_i1029" style="width:0;height:1.5pt" o:hralign="center" o:hrstd="t" o:hr="t" fillcolor="#a0a0a0" stroked="f"/>
+          <v:rect id="_x0000_i1028" style="width:0;height:1.5pt" o:hralign="center" o:hrstd="t" o:hr="t" fillcolor="#a0a0a0" stroked="f"/>
         </w:pict>
       </w:r>
     </w:p>
@@ -713,82 +1020,43 @@
     </w:p>
     <w:p>
       <w:r>
-        <w:pict w14:anchorId="00BD52E1">
-          <v:rect id="_x0000_i1030" style="width:0;height:1.5pt" o:hralign="center" o:hrstd="t" o:hr="t" fillcolor="#a0a0a0" stroked="f"/>
-        </w:pict>
-      </w:r>
-    </w:p>
-    <w:p>
-      <w:pPr>
-        <w:rPr>
-          <w:b/>
-          <w:bCs/>
-        </w:rPr>
-      </w:pPr>
-      <w:r>
-        <w:rPr>
-          <w:b/>
-          <w:bCs/>
-        </w:rPr>
-        <w:t>PROFESSIONAL STRENGTHS</w:t>
-      </w:r>
-    </w:p>
-    <w:p>
-      <w:pPr>
-        <w:numPr>
-          <w:ilvl w:val="0"/>
-          <w:numId w:val="12"/>
-        </w:numPr>
-      </w:pPr>
-      <w:r>
-        <w:t>SaaS &amp; enterprise system design</w:t>
-      </w:r>
-    </w:p>
-    <w:p>
-      <w:pPr>
-        <w:numPr>
-          <w:ilvl w:val="0"/>
-          <w:numId w:val="12"/>
-        </w:numPr>
-      </w:pPr>
-      <w:r>
-        <w:t>Fintech &amp; payment integrations</w:t>
-      </w:r>
-    </w:p>
-    <w:p>
-      <w:pPr>
-        <w:numPr>
-          <w:ilvl w:val="0"/>
-          <w:numId w:val="12"/>
-        </w:numPr>
-      </w:pPr>
-      <w:r>
-        <w:t>Real-time and event-driven architecture</w:t>
-      </w:r>
-    </w:p>
-    <w:p>
-      <w:pPr>
-        <w:numPr>
-          <w:ilvl w:val="0"/>
-          <w:numId w:val="12"/>
-        </w:numPr>
-      </w:pPr>
-      <w:r>
-        <w:t>Clean, maintainable, production-ready code</w:t>
-      </w:r>
-    </w:p>
-    <w:p>
-      <w:pPr>
-        <w:numPr>
-          <w:ilvl w:val="0"/>
-          <w:numId w:val="12"/>
-        </w:numPr>
-      </w:pPr>
-      <w:r>
-        <w:t>Strong communication &amp; leadership mindset</w:t>
-      </w:r>
-    </w:p>
-    <w:p/>
+        <w:rPr>
+          <w:b/>
+          <w:bCs/>
+        </w:rPr>
+        <w:t>Diploma</w:t>
+      </w:r>
+      <w:r>
+        <w:rPr>
+          <w:b/>
+          <w:bCs/>
+        </w:rPr>
+        <w:t xml:space="preserve"> in Computer Science &amp; Engineering</w:t>
+      </w:r>
+      <w:r>
+        <w:br/>
+      </w:r>
+      <w:proofErr w:type="spellStart"/>
+      <w:r>
+        <w:t>Feni</w:t>
+      </w:r>
+      <w:proofErr w:type="spellEnd"/>
+      <w:r>
+        <w:t xml:space="preserve"> Polytechnic Institute</w:t>
+      </w:r>
+      <w:r>
+        <w:t xml:space="preserve"> | 20</w:t>
+      </w:r>
+      <w:r>
+        <w:t>16</w:t>
+      </w:r>
+      <w:r>
+        <w:t xml:space="preserve"> – 202</w:t>
+      </w:r>
+      <w:r>
+        <w:t>0</w:t>
+      </w:r>
+    </w:p>
     <w:sectPr>
       <w:pgSz w:w="11906" w:h="16838"/>
       <w:pgMar w:top="1440" w:right="1440" w:bottom="1440" w:left="1440" w:header="708" w:footer="708" w:gutter="0"/>
@@ -3030,7 +3298,6 @@
   <w:style w:type="character" w:default="1" w:styleId="DefaultParagraphFont">
     <w:name w:val="Default Paragraph Font"/>
     <w:uiPriority w:val="1"/>
-    <w:semiHidden/>
     <w:unhideWhenUsed/>
   </w:style>
   <w:style w:type="table" w:default="1" w:styleId="TableNormal">
@@ -3075,6 +3342,42 @@
     <w:rPr>
       <w:color w:val="605E5C"/>
       <w:shd w:val="clear" w:color="auto" w:fill="E1DFDD"/>
+    </w:rPr>
+  </w:style>
+  <w:style w:type="paragraph" w:styleId="NormalWeb">
+    <w:name w:val="Normal (Web)"/>
+    <w:basedOn w:val="Normal"/>
+    <w:uiPriority w:val="99"/>
+    <w:semiHidden/>
+    <w:unhideWhenUsed/>
+    <w:rsid w:val="00623622"/>
+    <w:rPr>
+      <w:rFonts w:ascii="Times New Roman" w:hAnsi="Times New Roman" w:cs="Times New Roman"/>
+      <w:sz w:val="24"/>
+      <w:szCs w:val="24"/>
+    </w:rPr>
+  </w:style>
+  <w:style w:type="character" w:styleId="Strong">
+    <w:name w:val="Strong"/>
+    <w:basedOn w:val="DefaultParagraphFont"/>
+    <w:uiPriority w:val="22"/>
+    <w:qFormat/>
+    <w:rsid w:val="00AF2646"/>
+    <w:rPr>
+      <w:b/>
+      <w:bCs/>
+    </w:rPr>
+  </w:style>
+  <w:style w:type="character" w:styleId="FollowedHyperlink">
+    <w:name w:val="FollowedHyperlink"/>
+    <w:basedOn w:val="DefaultParagraphFont"/>
+    <w:uiPriority w:val="99"/>
+    <w:semiHidden/>
+    <w:unhideWhenUsed/>
+    <w:rsid w:val="007233F9"/>
+    <w:rPr>
+      <w:color w:val="954F72" w:themeColor="followedHyperlink"/>
+      <w:u w:val="single"/>
     </w:rPr>
   </w:style>
 </w:styles>
